--- a/cf/jm/u/files/u019.docx
+++ b/cf/jm/u/files/u019.docx
@@ -20,7 +20,7 @@
     </w:p>
     <w:p>
       <w:r>
-        <w:t>請針對每個題目，把答案填在「回答：」後面（越具體越好）；填好後請放回您的部門資料夾即可，不需回信。</w:t>
+        <w:t>這份問卷是想更了解您的實際作業，好把您的 AI 助理做得更貼近需求。第一部分請把答案填在「回答：」後面（越具體越好）；第二部分只是先讓您了解，之後用的時候再一起調整，不用現在填。填好後放回您的部門資料夾即可，不需回信。</w:t>
       </w:r>
     </w:p>
     <w:p>
@@ -32,8 +32,16 @@
       </w:r>
     </w:p>
     <w:p>
+      <w:pPr>
+        <w:pStyle w:val="Heading2"/>
+      </w:pPr>
       <w:r>
-        <w:t>1. 課級主管偏好的週報格式與分段是什麼？能否提供一份實際週報範例？</w:t>
+        <w:t>一、請您提供或確認的事情</w:t>
+      </w:r>
+    </w:p>
+    <w:p>
+      <w:r>
+        <w:t>1. 你想請 AI 幫忙的是：把你這週做的工作內容（流水帳）整理成一份寄給主管的週報。</w:t>
       </w:r>
     </w:p>
     <w:p>
@@ -43,7 +51,7 @@
     </w:p>
     <w:p>
       <w:r>
-        <w:t>2. 慣用語氣與收件對象（寄給哪位主管、是否副本他人）為何？</w:t>
+        <w:t>2. 你會提供給 AI 的是：你這週的工作流水帳、進度、待辦（用文字貼給它就好）。</w:t>
       </w:r>
     </w:p>
     <w:p>
@@ -53,7 +61,7 @@
     </w:p>
     <w:p>
       <w:r>
-        <w:t>3. 常用工作項目用語（CMM、SIP、出貨報告、圈碼等）有沒有希望統一的寫法？</w:t>
+        <w:t>3. 你希望 AI 產出的是：一份分成「本週完成／進行中／下週計畫／問題與待協助」四段、語氣專業精簡的週報草稿。</w:t>
       </w:r>
     </w:p>
     <w:p>
@@ -63,7 +71,7 @@
     </w:p>
     <w:p>
       <w:r>
-        <w:t>4. 使用者提供的「本週工作內容」通常長什麼樣（流水帳、待辦清單、還是零散筆記）？</w:t>
+        <w:t>4. AI 的做法是：把你貼的內容分類整理，不會幫你編出沒做過的工作或假數字，缺的地方標「待補」提醒你補。</w:t>
       </w:r>
     </w:p>
     <w:p>
@@ -73,7 +81,7 @@
     </w:p>
     <w:p>
       <w:r>
-        <w:t>5. 週報是否需帶量化數字（完成批數、程式支數）？缺數字時如何處理？</w:t>
+        <w:t>5. AI 需要你先給它：主管喜歡的週報格式和分段、慣用的語氣、還有你們常用的工作術語（像 CMM、SIP、出貨報告）。</w:t>
       </w:r>
     </w:p>
     <w:p>
@@ -83,12 +91,45 @@
     </w:p>
     <w:p>
       <w:r>
-        <w:t>6. 此為純文字彙整、單步完成，是否確認不需接任何知識庫查詢（僅週報範本即可）？</w:t>
+        <w:t>6. 重要界線：AI 只整理你實際做的事，不會替你填版面湊字數，沒發生的工作它不會寫。</w:t>
       </w:r>
     </w:p>
     <w:p>
       <w:r>
         <w:t>回答：</w:t>
+      </w:r>
+    </w:p>
+    <w:p>
+      <w:pPr>
+        <w:pStyle w:val="Heading2"/>
+      </w:pPr>
+      <w:r>
+        <w:t>二、要用了之後、跟 AI 一起調整的事情（先了解即可，不用現在填）</w:t>
+      </w:r>
+    </w:p>
+    <w:p>
+      <w:r>
+        <w:t>• 你貼的流水帳越具體，AI 整理得越好；只給零碎幾句，它就只能出很空的草稿，有標「待補」的地方你要補上。</w:t>
+      </w:r>
+    </w:p>
+    <w:p>
+      <w:r>
+        <w:t>• 草稿分四段後你自己看一遍，某件事分錯段（該放「進行中」被放到「完成」）就直接調整。</w:t>
+      </w:r>
+    </w:p>
+    <w:p>
+      <w:r>
+        <w:t>• 進度百分比、數字這類 AI 不會幫你猜，它會標「待補」，由你填實際數字。</w:t>
+      </w:r>
+    </w:p>
+    <w:p>
+      <w:r>
+        <w:t>• 用幾次後把主管特別在意的重點（例如一定要寫下週計畫）告訴 AI，讓它每次都主動涵蓋。</w:t>
+      </w:r>
+    </w:p>
+    <w:p>
+      <w:r>
+        <w:t>• 萬一你想叫 AI「隨便寫幾項沒做的工作填版面」，它會拒絕——這其實是保護你，避免週報寫了做不到的事。</w:t>
       </w:r>
     </w:p>
     <w:p/>
@@ -101,8 +142,16 @@
       </w:r>
     </w:p>
     <w:p>
+      <w:pPr>
+        <w:pStyle w:val="Heading2"/>
+      </w:pPr>
       <w:r>
-        <w:t>1. CMM 進度回報的實際範本與收件對象（哪些相關人員）為何？</w:t>
+        <w:t>一、請您提供或確認的事情</w:t>
+      </w:r>
+    </w:p>
+    <w:p>
+      <w:r>
+        <w:t>1. 你想請 AI 幫忙的是：把你這週寫 CMM 量測程式的進度和排程，整理成一份寄給相關人員的進度回報。</w:t>
       </w:r>
     </w:p>
     <w:p>
@@ -112,7 +161,7 @@
     </w:p>
     <w:p>
       <w:r>
-        <w:t>2. CMM 機台／程式命名慣例是什麼（CMM08 等機台編號、程式命名規則）？</w:t>
+        <w:t>2. 你會提供給 AI 的是：你這週的 CMM 程式編輯和排程內容（例如「已撰寫 CMM08 程式」，文字貼給它就好）。</w:t>
       </w:r>
     </w:p>
     <w:p>
@@ -122,7 +171,7 @@
     </w:p>
     <w:p>
       <w:r>
-        <w:t>3. 常用排程用語與時段表達方式（如以週／班別）？</w:t>
+        <w:t>3. 你希望 AI 產出的是：一份分成「本週進度／排程／下週計畫／待協助」的進度回報草稿，語氣專業精簡。</w:t>
       </w:r>
     </w:p>
     <w:p>
@@ -132,7 +181,7 @@
     </w:p>
     <w:p>
       <w:r>
-        <w:t>4. 使用者提供的 CMM 程式工作內容通常長什麼樣（流水帳或條列）？</w:t>
+        <w:t>4. AI 的做法是：把你貼的內容分類整理，不會編出沒發生的進度，缺的標「待補」；它只整理進度回報，不會幫你寫 CMM 量測程式本身。</w:t>
       </w:r>
     </w:p>
     <w:p>
@@ -142,7 +191,7 @@
     </w:p>
     <w:p>
       <w:r>
-        <w:t>5. 進度回報是否需帶完成度百分比？缺時如何處理？</w:t>
+        <w:t>5. AI 需要你先給它：進度回報的範本和收件對象、CMM 機台／程式的命名習慣（像 CMM08）、常用的排程用語。</w:t>
       </w:r>
     </w:p>
     <w:p>
@@ -152,12 +201,45 @@
     </w:p>
     <w:p>
       <w:r>
-        <w:t>6. 確認 AI 界線：僅整理進度回報、不代撰寫 CMM 量測程式碼，是否符合實務？</w:t>
+        <w:t>6. 重要界線：CMM 量測程式怎麼寫是工程師的專業，AI 不會代寫程式碼，只幫你整理進度回報草稿。</w:t>
       </w:r>
     </w:p>
     <w:p>
       <w:r>
         <w:t>回答：</w:t>
+      </w:r>
+    </w:p>
+    <w:p>
+      <w:pPr>
+        <w:pStyle w:val="Heading2"/>
+      </w:pPr>
+      <w:r>
+        <w:t>二、要用了之後、跟 AI 一起調整的事情（先了解即可，不用現在填）</w:t>
+      </w:r>
+    </w:p>
+    <w:p>
+      <w:r>
+        <w:t>• 你貼的進度越清楚，草稿就越好用；有標「待補」的（例如某程式完成度沒講）由你補上。</w:t>
+      </w:r>
+    </w:p>
+    <w:p>
+      <w:r>
+        <w:t>• 草稿分段後自己看一遍，程式編號、機台（像 CMM08）有沒有寫對，改正確再寄。</w:t>
+      </w:r>
+    </w:p>
+    <w:p>
+      <w:r>
+        <w:t>• 完成度、進度數字 AI 不會幫你猜，缺的它會標「待補」，你填實際情況。</w:t>
+      </w:r>
+    </w:p>
+    <w:p>
+      <w:r>
+        <w:t>• 用幾次後把收件人和格式偏好講清楚給 AI，讓它每次都對。</w:t>
+      </w:r>
+    </w:p>
+    <w:p>
+      <w:r>
+        <w:t>• 萬一你想叫 AI「順便把 CMM08 的量測程式碼寫出來」，它會拒絕並提醒這是工程師的專業，這個界線是對的。</w:t>
       </w:r>
     </w:p>
     <w:p/>
